--- a/docs/evaluation/docx/M14-dashboard-and-analytics-council.docx
+++ b/docs/evaluation/docx/M14-dashboard-and-analytics-council.docx
@@ -12,7 +12,7 @@
           <w:color w:val="1F3864"/>
           <w:sz w:val="52"/>
         </w:rPr>
-        <w:t xml:space="preserve"> Adversarial Idea Evaluator — Council Report</w:t>
+        <w:t>M14 dashboard and analytics council</w:t>
       </w:r>
     </w:p>
     <w:p>
@@ -506,7 +506,7 @@
         <w:t>bitemporality</w:t>
       </w:r>
       <w:r>
-        <w:t>: every snapshot needs a *valid-time* (period it describes) and a *knowledge-time* (when we knew it), so a correction creates a new knowledge-version rather than mutating or contradicting history. Without this, an auditor pulling "the June report" in June and again in September gets two different numbers with no reconciling lineage — fatal in government.</w:t>
+        <w:t>: every snapshot needs a *valid-time* (period it describes) and a *knowledge-time* (when we knew it), so a correction creates a new knowledge-version rather than mutating or contradicting history. Without this, an auditor pulling "the June report" in June and again in September gets two different numbers with no reconciling lineage — fatal in enterprise.</w:t>
       </w:r>
     </w:p>
     <w:p>
@@ -1294,7 +1294,7 @@
         <w:t>temporally-honest, fairness-audited, and rectifiable</w:t>
       </w:r>
       <w:r>
-        <w:t xml:space="preserve"> analytics estate, built foundations-first on a hybrid stack, with metric-level (not just row-level) privacy."* The added adjectives are the gap between "very good draft" and "bulletproof for government audit."</w:t>
+        <w:t xml:space="preserve"> analytics estate, built foundations-first on a hybrid stack, with metric-level (not just row-level) privacy."* The added adjectives are the gap between "very good draft" and "bulletproof for enterprise audit."</w:t>
       </w:r>
     </w:p>
     <w:p>
@@ -2567,7 +2567,7 @@
         <w:t>not</w:t>
       </w:r>
       <w:r>
-        <w:t xml:space="preserve"> approve as-is: R1, R3, R4, R6, and R9 are each independently audit-fatal for a government system and must be resolved into BRD v2 before LLD. Re-sequence per the Executor (foundations + scope-leak harness first; split predictive; defer NL/embed). Resolve the build-vs-buy question explicitly as a hybrid.</w:t>
+        <w:t xml:space="preserve"> approve as-is: R1, R3, R4, R6, and R9 are each independently audit-fatal for a enterprise system and must be resolved into BRD v2 before LLD. Re-sequence per the Executor (foundations + scope-leak harness first; split predictive; defer NL/embed). Resolve the build-vs-buy question explicitly as a hybrid.</w:t>
       </w:r>
     </w:p>
     <w:p>
@@ -3521,7 +3521,7 @@
         <w:color w:val="808080"/>
         <w:sz w:val="16"/>
       </w:rPr>
-      <w:t xml:space="preserve"> Adversarial Idea Evaluator — Council Report</w:t>
+      <w:t>M14 dashboard and analytics council</w:t>
       <w:tab/>
       <w:t>Confidential</w:t>
     </w:r>
